--- a/reports/results_rq1_tolerability/results_rq1.docx
+++ b/reports/results_rq1_tolerability/results_rq1.docx
@@ -1144,6 +1144,885 @@
                 <w:color w:val="000000"/>
               </w:rPr>
               <w:t xml:space="preserve">0.201</w:t>
+            </w:r>
+          </w:p>
+        </w:tc>
+      </w:tr>
+    </w:tbl>
+    <w:p>
+      <w:pPr>
+        <w:pStyle w:val="Normal"/>
+      </w:pPr>
+      <w:r>
+        <w:t xml:space="preserve"/>
+      </w:r>
+    </w:p>
+    <w:p>
+      <w:pPr>
+        <w:pStyle w:val="Titre2"/>
+      </w:pPr>
+      <w:r>
+        <w:t xml:space="preserve">Estimated Marginal Means (predicted dropout probability)</w:t>
+      </w:r>
+    </w:p>
+    <w:tbl xmlns:a="http://schemas.openxmlformats.org/drawingml/2006/main" xmlns:pic="http://schemas.openxmlformats.org/drawingml/2006/picture">
+      <w:tblPr>
+        <w:tblLayout w:type="fixed"/>
+        <w:jc w:val="center"/>
+        <w:tblLook w:firstRow="1" w:lastRow="0" w:firstColumn="0" w:lastColumn="0" w:noHBand="0" w:noVBand="1"/>
+      </w:tblPr>
+      <w:tblGrid>
+        <w:gridCol w:w="1340"/>
+        <w:gridCol w:w="1523"/>
+        <w:gridCol w:w="1756"/>
+      </w:tblGrid>
+      <w:tr>
+        <w:trPr>
+          <w:trHeight w:val="617" w:hRule="auto"/>
+          <w:tblHeader/>
+        </w:trPr>
+        <w:tc>
+          <w:tcPr>
+            <w:tcBorders>
+              <w:bottom w:val="single" w:sz="12" w:space="0" w:color="666666"/>
+              <w:top w:val="single" w:sz="12" w:space="0" w:color="666666"/>
+              <w:left w:val="none" w:sz="0" w:space="0" w:color="000000"/>
+              <w:right w:val="none" w:sz="0" w:space="0" w:color="000000"/>
+            </w:tcBorders>
+            <w:shd w:val="clear" w:color="auto" w:fill="FFFFFF"/>
+            <w:tcMar>
+              <w:top w:w="0" w:type="dxa"/>
+              <w:bottom w:w="0" w:type="dxa"/>
+              <w:left w:w="0" w:type="dxa"/>
+              <w:right w:w="0" w:type="dxa"/>
+            </w:tcMar>
+            <w:vAlign w:val="center"/>
+          </w:tcPr>
+          <w:p>
+            <w:pPr>
+              <w:pStyle w:val="Normal"/>
+              <w:jc w:val="left"/>
+              <w:pBdr>
+                <w:bottom w:val="none" w:sz="0" w:space="0" w:color="000000"/>
+                <w:top w:val="none" w:sz="0" w:space="0" w:color="000000"/>
+                <w:left w:val="none" w:sz="0" w:space="0" w:color="000000"/>
+                <w:right w:val="none" w:sz="0" w:space="0" w:color="000000"/>
+              </w:pBdr>
+              <w:spacing w:after="100" w:before="100" w:line="240"/>
+              <w:ind w:left="100" w:right="100" w:firstLine="0" w:firstLineChars="0"/>
+              <w:rPr>
+                <w:rFonts w:ascii="Helvetica" w:hAnsi="Helvetica" w:eastAsia="Helvetica" w:cs="Helvetica"/>
+                <w:i w:val="false"/>
+                <w:b w:val="false"/>
+                <w:u w:val="none"/>
+                <w:strike w:val="false"/>
+                <w:sz w:val="22"/>
+                <w:szCs w:val="22"/>
+                <w:color w:val="000000"/>
+              </w:rPr>
+            </w:pPr>
+            <w:r>
+              <w:rPr>
+                <w:rFonts w:ascii="Helvetica" w:hAnsi="Helvetica" w:eastAsia="Helvetica" w:cs="Helvetica"/>
+                <w:i w:val="false"/>
+                <w:b w:val="false"/>
+                <w:u w:val="none"/>
+                <w:strike w:val="false"/>
+                <w:sz w:val="22"/>
+                <w:szCs w:val="22"/>
+                <w:color w:val="000000"/>
+              </w:rPr>
+              <w:t xml:space="preserve">Condition</w:t>
+            </w:r>
+          </w:p>
+        </w:tc>
+        <w:tc>
+          <w:tcPr>
+            <w:tcBorders>
+              <w:bottom w:val="single" w:sz="12" w:space="0" w:color="666666"/>
+              <w:top w:val="single" w:sz="12" w:space="0" w:color="666666"/>
+              <w:left w:val="none" w:sz="0" w:space="0" w:color="000000"/>
+              <w:right w:val="none" w:sz="0" w:space="0" w:color="000000"/>
+            </w:tcBorders>
+            <w:shd w:val="clear" w:color="auto" w:fill="FFFFFF"/>
+            <w:tcMar>
+              <w:top w:w="0" w:type="dxa"/>
+              <w:bottom w:w="0" w:type="dxa"/>
+              <w:left w:w="0" w:type="dxa"/>
+              <w:right w:w="0" w:type="dxa"/>
+            </w:tcMar>
+            <w:vAlign w:val="center"/>
+          </w:tcPr>
+          <w:p>
+            <w:pPr>
+              <w:pStyle w:val="Normal"/>
+              <w:jc w:val="right"/>
+              <w:pBdr>
+                <w:bottom w:val="none" w:sz="0" w:space="0" w:color="000000"/>
+                <w:top w:val="none" w:sz="0" w:space="0" w:color="000000"/>
+                <w:left w:val="none" w:sz="0" w:space="0" w:color="000000"/>
+                <w:right w:val="none" w:sz="0" w:space="0" w:color="000000"/>
+              </w:pBdr>
+              <w:spacing w:after="100" w:before="100" w:line="240"/>
+              <w:ind w:left="100" w:right="100" w:firstLine="0" w:firstLineChars="0"/>
+              <w:rPr>
+                <w:rFonts w:ascii="Helvetica" w:hAnsi="Helvetica" w:eastAsia="Helvetica" w:cs="Helvetica"/>
+                <w:i w:val="false"/>
+                <w:b w:val="false"/>
+                <w:u w:val="none"/>
+                <w:strike w:val="false"/>
+                <w:sz w:val="22"/>
+                <w:szCs w:val="22"/>
+                <w:color w:val="000000"/>
+              </w:rPr>
+            </w:pPr>
+            <w:r>
+              <w:rPr>
+                <w:rFonts w:ascii="Helvetica" w:hAnsi="Helvetica" w:eastAsia="Helvetica" w:cs="Helvetica"/>
+                <w:i w:val="false"/>
+                <w:b w:val="false"/>
+                <w:u w:val="none"/>
+                <w:strike w:val="false"/>
+                <w:sz w:val="22"/>
+                <w:szCs w:val="22"/>
+                <w:color w:val="000000"/>
+              </w:rPr>
+              <w:t xml:space="preserve">Pr(dropout)</w:t>
+            </w:r>
+          </w:p>
+        </w:tc>
+        <w:tc>
+          <w:tcPr>
+            <w:tcBorders>
+              <w:bottom w:val="single" w:sz="12" w:space="0" w:color="666666"/>
+              <w:top w:val="single" w:sz="12" w:space="0" w:color="666666"/>
+              <w:left w:val="none" w:sz="0" w:space="0" w:color="000000"/>
+              <w:right w:val="none" w:sz="0" w:space="0" w:color="000000"/>
+            </w:tcBorders>
+            <w:shd w:val="clear" w:color="auto" w:fill="FFFFFF"/>
+            <w:tcMar>
+              <w:top w:w="0" w:type="dxa"/>
+              <w:bottom w:w="0" w:type="dxa"/>
+              <w:left w:w="0" w:type="dxa"/>
+              <w:right w:w="0" w:type="dxa"/>
+            </w:tcMar>
+            <w:vAlign w:val="center"/>
+          </w:tcPr>
+          <w:p>
+            <w:pPr>
+              <w:pStyle w:val="Normal"/>
+              <w:jc w:val="left"/>
+              <w:pBdr>
+                <w:bottom w:val="none" w:sz="0" w:space="0" w:color="000000"/>
+                <w:top w:val="none" w:sz="0" w:space="0" w:color="000000"/>
+                <w:left w:val="none" w:sz="0" w:space="0" w:color="000000"/>
+                <w:right w:val="none" w:sz="0" w:space="0" w:color="000000"/>
+              </w:pBdr>
+              <w:spacing w:after="100" w:before="100" w:line="240"/>
+              <w:ind w:left="100" w:right="100" w:firstLine="0" w:firstLineChars="0"/>
+              <w:rPr>
+                <w:rFonts w:ascii="Helvetica" w:hAnsi="Helvetica" w:eastAsia="Helvetica" w:cs="Helvetica"/>
+                <w:i w:val="false"/>
+                <w:b w:val="false"/>
+                <w:u w:val="none"/>
+                <w:strike w:val="false"/>
+                <w:sz w:val="22"/>
+                <w:szCs w:val="22"/>
+                <w:color w:val="000000"/>
+              </w:rPr>
+            </w:pPr>
+            <w:r>
+              <w:rPr>
+                <w:rFonts w:ascii="Helvetica" w:hAnsi="Helvetica" w:eastAsia="Helvetica" w:cs="Helvetica"/>
+                <w:i w:val="false"/>
+                <w:b w:val="false"/>
+                <w:u w:val="none"/>
+                <w:strike w:val="false"/>
+                <w:sz w:val="22"/>
+                <w:szCs w:val="22"/>
+                <w:color w:val="000000"/>
+              </w:rPr>
+              <w:t xml:space="preserve">95% CI</w:t>
+            </w:r>
+          </w:p>
+        </w:tc>
+      </w:tr>
+      <w:tr>
+        <w:trPr>
+          <w:trHeight w:val="613" w:hRule="auto"/>
+        </w:trPr>
+        <w:tc>
+          <w:tcPr>
+            <w:tcBorders>
+              <w:bottom w:val="none" w:sz="0" w:space="0" w:color="000000"/>
+              <w:top w:val="single" w:sz="12" w:space="0" w:color="666666"/>
+              <w:left w:val="none" w:sz="0" w:space="0" w:color="000000"/>
+              <w:right w:val="none" w:sz="0" w:space="0" w:color="000000"/>
+            </w:tcBorders>
+            <w:shd w:val="clear" w:color="auto" w:fill="FFFFFF"/>
+            <w:tcMar>
+              <w:top w:w="0" w:type="dxa"/>
+              <w:bottom w:w="0" w:type="dxa"/>
+              <w:left w:w="0" w:type="dxa"/>
+              <w:right w:w="0" w:type="dxa"/>
+            </w:tcMar>
+            <w:vAlign w:val="center"/>
+          </w:tcPr>
+          <w:p>
+            <w:pPr>
+              <w:pStyle w:val="Normal"/>
+              <w:jc w:val="left"/>
+              <w:pBdr>
+                <w:bottom w:val="none" w:sz="0" w:space="0" w:color="000000"/>
+                <w:top w:val="none" w:sz="0" w:space="0" w:color="000000"/>
+                <w:left w:val="none" w:sz="0" w:space="0" w:color="000000"/>
+                <w:right w:val="none" w:sz="0" w:space="0" w:color="000000"/>
+              </w:pBdr>
+              <w:spacing w:after="100" w:before="100" w:line="240"/>
+              <w:ind w:left="100" w:right="100" w:firstLine="0" w:firstLineChars="0"/>
+              <w:rPr>
+                <w:rFonts w:ascii="Helvetica" w:hAnsi="Helvetica" w:eastAsia="Helvetica" w:cs="Helvetica"/>
+                <w:i w:val="false"/>
+                <w:b w:val="false"/>
+                <w:u w:val="none"/>
+                <w:strike w:val="false"/>
+                <w:sz w:val="22"/>
+                <w:szCs w:val="22"/>
+                <w:color w:val="000000"/>
+              </w:rPr>
+            </w:pPr>
+            <w:r>
+              <w:rPr>
+                <w:rFonts w:ascii="Helvetica" w:hAnsi="Helvetica" w:eastAsia="Helvetica" w:cs="Helvetica"/>
+                <w:i w:val="false"/>
+                <w:b w:val="false"/>
+                <w:u w:val="none"/>
+                <w:strike w:val="false"/>
+                <w:sz w:val="22"/>
+                <w:szCs w:val="22"/>
+                <w:color w:val="000000"/>
+              </w:rPr>
+              <w:t xml:space="preserve">ABC</w:t>
+            </w:r>
+          </w:p>
+        </w:tc>
+        <w:tc>
+          <w:tcPr>
+            <w:tcBorders>
+              <w:bottom w:val="none" w:sz="0" w:space="0" w:color="000000"/>
+              <w:top w:val="single" w:sz="12" w:space="0" w:color="666666"/>
+              <w:left w:val="none" w:sz="0" w:space="0" w:color="000000"/>
+              <w:right w:val="none" w:sz="0" w:space="0" w:color="000000"/>
+            </w:tcBorders>
+            <w:shd w:val="clear" w:color="auto" w:fill="FFFFFF"/>
+            <w:tcMar>
+              <w:top w:w="0" w:type="dxa"/>
+              <w:bottom w:w="0" w:type="dxa"/>
+              <w:left w:w="0" w:type="dxa"/>
+              <w:right w:w="0" w:type="dxa"/>
+            </w:tcMar>
+            <w:vAlign w:val="center"/>
+          </w:tcPr>
+          <w:p>
+            <w:pPr>
+              <w:pStyle w:val="Normal"/>
+              <w:jc w:val="right"/>
+              <w:pBdr>
+                <w:bottom w:val="none" w:sz="0" w:space="0" w:color="000000"/>
+                <w:top w:val="none" w:sz="0" w:space="0" w:color="000000"/>
+                <w:left w:val="none" w:sz="0" w:space="0" w:color="000000"/>
+                <w:right w:val="none" w:sz="0" w:space="0" w:color="000000"/>
+              </w:pBdr>
+              <w:spacing w:after="100" w:before="100" w:line="240"/>
+              <w:ind w:left="100" w:right="100" w:firstLine="0" w:firstLineChars="0"/>
+              <w:rPr>
+                <w:rFonts w:ascii="Helvetica" w:hAnsi="Helvetica" w:eastAsia="Helvetica" w:cs="Helvetica"/>
+                <w:i w:val="false"/>
+                <w:b w:val="false"/>
+                <w:u w:val="none"/>
+                <w:strike w:val="false"/>
+                <w:sz w:val="22"/>
+                <w:szCs w:val="22"/>
+                <w:color w:val="000000"/>
+              </w:rPr>
+            </w:pPr>
+            <w:r>
+              <w:rPr>
+                <w:rFonts w:ascii="Helvetica" w:hAnsi="Helvetica" w:eastAsia="Helvetica" w:cs="Helvetica"/>
+                <w:i w:val="false"/>
+                <w:b w:val="false"/>
+                <w:u w:val="none"/>
+                <w:strike w:val="false"/>
+                <w:sz w:val="22"/>
+                <w:szCs w:val="22"/>
+                <w:color w:val="000000"/>
+              </w:rPr>
+              <w:t xml:space="preserve">0.649</w:t>
+            </w:r>
+          </w:p>
+        </w:tc>
+        <w:tc>
+          <w:tcPr>
+            <w:tcBorders>
+              <w:bottom w:val="none" w:sz="0" w:space="0" w:color="000000"/>
+              <w:top w:val="single" w:sz="12" w:space="0" w:color="666666"/>
+              <w:left w:val="none" w:sz="0" w:space="0" w:color="000000"/>
+              <w:right w:val="none" w:sz="0" w:space="0" w:color="000000"/>
+            </w:tcBorders>
+            <w:shd w:val="clear" w:color="auto" w:fill="FFFFFF"/>
+            <w:tcMar>
+              <w:top w:w="0" w:type="dxa"/>
+              <w:bottom w:w="0" w:type="dxa"/>
+              <w:left w:w="0" w:type="dxa"/>
+              <w:right w:w="0" w:type="dxa"/>
+            </w:tcMar>
+            <w:vAlign w:val="center"/>
+          </w:tcPr>
+          <w:p>
+            <w:pPr>
+              <w:pStyle w:val="Normal"/>
+              <w:jc w:val="left"/>
+              <w:pBdr>
+                <w:bottom w:val="none" w:sz="0" w:space="0" w:color="000000"/>
+                <w:top w:val="none" w:sz="0" w:space="0" w:color="000000"/>
+                <w:left w:val="none" w:sz="0" w:space="0" w:color="000000"/>
+                <w:right w:val="none" w:sz="0" w:space="0" w:color="000000"/>
+              </w:pBdr>
+              <w:spacing w:after="100" w:before="100" w:line="240"/>
+              <w:ind w:left="100" w:right="100" w:firstLine="0" w:firstLineChars="0"/>
+              <w:rPr>
+                <w:rFonts w:ascii="Helvetica" w:hAnsi="Helvetica" w:eastAsia="Helvetica" w:cs="Helvetica"/>
+                <w:i w:val="false"/>
+                <w:b w:val="false"/>
+                <w:u w:val="none"/>
+                <w:strike w:val="false"/>
+                <w:sz w:val="22"/>
+                <w:szCs w:val="22"/>
+                <w:color w:val="000000"/>
+              </w:rPr>
+            </w:pPr>
+            <w:r>
+              <w:rPr>
+                <w:rFonts w:ascii="Helvetica" w:hAnsi="Helvetica" w:eastAsia="Helvetica" w:cs="Helvetica"/>
+                <w:i w:val="false"/>
+                <w:b w:val="false"/>
+                <w:u w:val="none"/>
+                <w:strike w:val="false"/>
+                <w:sz w:val="22"/>
+                <w:szCs w:val="22"/>
+                <w:color w:val="000000"/>
+              </w:rPr>
+              <w:t xml:space="preserve">[0.6, 0.695]</w:t>
+            </w:r>
+          </w:p>
+        </w:tc>
+      </w:tr>
+      <w:tr>
+        <w:trPr>
+          <w:trHeight w:val="613" w:hRule="auto"/>
+        </w:trPr>
+        <w:tc>
+          <w:tcPr>
+            <w:tcBorders>
+              <w:bottom w:val="none" w:sz="0" w:space="0" w:color="000000"/>
+              <w:top w:val="none" w:sz="0" w:space="0" w:color="000000"/>
+              <w:left w:val="none" w:sz="0" w:space="0" w:color="000000"/>
+              <w:right w:val="none" w:sz="0" w:space="0" w:color="000000"/>
+            </w:tcBorders>
+            <w:shd w:val="clear" w:color="auto" w:fill="FFFFFF"/>
+            <w:tcMar>
+              <w:top w:w="0" w:type="dxa"/>
+              <w:bottom w:w="0" w:type="dxa"/>
+              <w:left w:w="0" w:type="dxa"/>
+              <w:right w:w="0" w:type="dxa"/>
+            </w:tcMar>
+            <w:vAlign w:val="center"/>
+          </w:tcPr>
+          <w:p>
+            <w:pPr>
+              <w:pStyle w:val="Normal"/>
+              <w:jc w:val="left"/>
+              <w:pBdr>
+                <w:bottom w:val="none" w:sz="0" w:space="0" w:color="000000"/>
+                <w:top w:val="none" w:sz="0" w:space="0" w:color="000000"/>
+                <w:left w:val="none" w:sz="0" w:space="0" w:color="000000"/>
+                <w:right w:val="none" w:sz="0" w:space="0" w:color="000000"/>
+              </w:pBdr>
+              <w:spacing w:after="100" w:before="100" w:line="240"/>
+              <w:ind w:left="100" w:right="100" w:firstLine="0" w:firstLineChars="0"/>
+              <w:rPr>
+                <w:rFonts w:ascii="Helvetica" w:hAnsi="Helvetica" w:eastAsia="Helvetica" w:cs="Helvetica"/>
+                <w:i w:val="false"/>
+                <w:b w:val="false"/>
+                <w:u w:val="none"/>
+                <w:strike w:val="false"/>
+                <w:sz w:val="22"/>
+                <w:szCs w:val="22"/>
+                <w:color w:val="000000"/>
+              </w:rPr>
+            </w:pPr>
+            <w:r>
+              <w:rPr>
+                <w:rFonts w:ascii="Helvetica" w:hAnsi="Helvetica" w:eastAsia="Helvetica" w:cs="Helvetica"/>
+                <w:i w:val="false"/>
+                <w:b w:val="false"/>
+                <w:u w:val="none"/>
+                <w:strike w:val="false"/>
+                <w:sz w:val="22"/>
+                <w:szCs w:val="22"/>
+                <w:color w:val="000000"/>
+              </w:rPr>
+              <w:t xml:space="preserve">ACC</w:t>
+            </w:r>
+          </w:p>
+        </w:tc>
+        <w:tc>
+          <w:tcPr>
+            <w:tcBorders>
+              <w:bottom w:val="none" w:sz="0" w:space="0" w:color="000000"/>
+              <w:top w:val="none" w:sz="0" w:space="0" w:color="000000"/>
+              <w:left w:val="none" w:sz="0" w:space="0" w:color="000000"/>
+              <w:right w:val="none" w:sz="0" w:space="0" w:color="000000"/>
+            </w:tcBorders>
+            <w:shd w:val="clear" w:color="auto" w:fill="FFFFFF"/>
+            <w:tcMar>
+              <w:top w:w="0" w:type="dxa"/>
+              <w:bottom w:w="0" w:type="dxa"/>
+              <w:left w:w="0" w:type="dxa"/>
+              <w:right w:w="0" w:type="dxa"/>
+            </w:tcMar>
+            <w:vAlign w:val="center"/>
+          </w:tcPr>
+          <w:p>
+            <w:pPr>
+              <w:pStyle w:val="Normal"/>
+              <w:jc w:val="right"/>
+              <w:pBdr>
+                <w:bottom w:val="none" w:sz="0" w:space="0" w:color="000000"/>
+                <w:top w:val="none" w:sz="0" w:space="0" w:color="000000"/>
+                <w:left w:val="none" w:sz="0" w:space="0" w:color="000000"/>
+                <w:right w:val="none" w:sz="0" w:space="0" w:color="000000"/>
+              </w:pBdr>
+              <w:spacing w:after="100" w:before="100" w:line="240"/>
+              <w:ind w:left="100" w:right="100" w:firstLine="0" w:firstLineChars="0"/>
+              <w:rPr>
+                <w:rFonts w:ascii="Helvetica" w:hAnsi="Helvetica" w:eastAsia="Helvetica" w:cs="Helvetica"/>
+                <w:i w:val="false"/>
+                <w:b w:val="false"/>
+                <w:u w:val="none"/>
+                <w:strike w:val="false"/>
+                <w:sz w:val="22"/>
+                <w:szCs w:val="22"/>
+                <w:color w:val="000000"/>
+              </w:rPr>
+            </w:pPr>
+            <w:r>
+              <w:rPr>
+                <w:rFonts w:ascii="Helvetica" w:hAnsi="Helvetica" w:eastAsia="Helvetica" w:cs="Helvetica"/>
+                <w:i w:val="false"/>
+                <w:b w:val="false"/>
+                <w:u w:val="none"/>
+                <w:strike w:val="false"/>
+                <w:sz w:val="22"/>
+                <w:szCs w:val="22"/>
+                <w:color w:val="000000"/>
+              </w:rPr>
+              <w:t xml:space="preserve">0.670</w:t>
+            </w:r>
+          </w:p>
+        </w:tc>
+        <w:tc>
+          <w:tcPr>
+            <w:tcBorders>
+              <w:bottom w:val="none" w:sz="0" w:space="0" w:color="000000"/>
+              <w:top w:val="none" w:sz="0" w:space="0" w:color="000000"/>
+              <w:left w:val="none" w:sz="0" w:space="0" w:color="000000"/>
+              <w:right w:val="none" w:sz="0" w:space="0" w:color="000000"/>
+            </w:tcBorders>
+            <w:shd w:val="clear" w:color="auto" w:fill="FFFFFF"/>
+            <w:tcMar>
+              <w:top w:w="0" w:type="dxa"/>
+              <w:bottom w:w="0" w:type="dxa"/>
+              <w:left w:w="0" w:type="dxa"/>
+              <w:right w:w="0" w:type="dxa"/>
+            </w:tcMar>
+            <w:vAlign w:val="center"/>
+          </w:tcPr>
+          <w:p>
+            <w:pPr>
+              <w:pStyle w:val="Normal"/>
+              <w:jc w:val="left"/>
+              <w:pBdr>
+                <w:bottom w:val="none" w:sz="0" w:space="0" w:color="000000"/>
+                <w:top w:val="none" w:sz="0" w:space="0" w:color="000000"/>
+                <w:left w:val="none" w:sz="0" w:space="0" w:color="000000"/>
+                <w:right w:val="none" w:sz="0" w:space="0" w:color="000000"/>
+              </w:pBdr>
+              <w:spacing w:after="100" w:before="100" w:line="240"/>
+              <w:ind w:left="100" w:right="100" w:firstLine="0" w:firstLineChars="0"/>
+              <w:rPr>
+                <w:rFonts w:ascii="Helvetica" w:hAnsi="Helvetica" w:eastAsia="Helvetica" w:cs="Helvetica"/>
+                <w:i w:val="false"/>
+                <w:b w:val="false"/>
+                <w:u w:val="none"/>
+                <w:strike w:val="false"/>
+                <w:sz w:val="22"/>
+                <w:szCs w:val="22"/>
+                <w:color w:val="000000"/>
+              </w:rPr>
+            </w:pPr>
+            <w:r>
+              <w:rPr>
+                <w:rFonts w:ascii="Helvetica" w:hAnsi="Helvetica" w:eastAsia="Helvetica" w:cs="Helvetica"/>
+                <w:i w:val="false"/>
+                <w:b w:val="false"/>
+                <w:u w:val="none"/>
+                <w:strike w:val="false"/>
+                <w:sz w:val="22"/>
+                <w:szCs w:val="22"/>
+                <w:color w:val="000000"/>
+              </w:rPr>
+              <w:t xml:space="preserve">[0.624, 0.713]</w:t>
+            </w:r>
+          </w:p>
+        </w:tc>
+      </w:tr>
+      <w:tr>
+        <w:trPr>
+          <w:trHeight w:val="613" w:hRule="auto"/>
+        </w:trPr>
+        <w:tc>
+          <w:tcPr>
+            <w:tcBorders>
+              <w:bottom w:val="none" w:sz="0" w:space="0" w:color="000000"/>
+              <w:top w:val="none" w:sz="0" w:space="0" w:color="000000"/>
+              <w:left w:val="none" w:sz="0" w:space="0" w:color="000000"/>
+              <w:right w:val="none" w:sz="0" w:space="0" w:color="000000"/>
+            </w:tcBorders>
+            <w:shd w:val="clear" w:color="auto" w:fill="FFFFFF"/>
+            <w:tcMar>
+              <w:top w:w="0" w:type="dxa"/>
+              <w:bottom w:w="0" w:type="dxa"/>
+              <w:left w:w="0" w:type="dxa"/>
+              <w:right w:w="0" w:type="dxa"/>
+            </w:tcMar>
+            <w:vAlign w:val="center"/>
+          </w:tcPr>
+          <w:p>
+            <w:pPr>
+              <w:pStyle w:val="Normal"/>
+              <w:jc w:val="left"/>
+              <w:pBdr>
+                <w:bottom w:val="none" w:sz="0" w:space="0" w:color="000000"/>
+                <w:top w:val="none" w:sz="0" w:space="0" w:color="000000"/>
+                <w:left w:val="none" w:sz="0" w:space="0" w:color="000000"/>
+                <w:right w:val="none" w:sz="0" w:space="0" w:color="000000"/>
+              </w:pBdr>
+              <w:spacing w:after="100" w:before="100" w:line="240"/>
+              <w:ind w:left="100" w:right="100" w:firstLine="0" w:firstLineChars="0"/>
+              <w:rPr>
+                <w:rFonts w:ascii="Helvetica" w:hAnsi="Helvetica" w:eastAsia="Helvetica" w:cs="Helvetica"/>
+                <w:i w:val="false"/>
+                <w:b w:val="false"/>
+                <w:u w:val="none"/>
+                <w:strike w:val="false"/>
+                <w:sz w:val="22"/>
+                <w:szCs w:val="22"/>
+                <w:color w:val="000000"/>
+              </w:rPr>
+            </w:pPr>
+            <w:r>
+              <w:rPr>
+                <w:rFonts w:ascii="Helvetica" w:hAnsi="Helvetica" w:eastAsia="Helvetica" w:cs="Helvetica"/>
+                <w:i w:val="false"/>
+                <w:b w:val="false"/>
+                <w:u w:val="none"/>
+                <w:strike w:val="false"/>
+                <w:sz w:val="22"/>
+                <w:szCs w:val="22"/>
+                <w:color w:val="000000"/>
+              </w:rPr>
+              <w:t xml:space="preserve">BCC</w:t>
+            </w:r>
+          </w:p>
+        </w:tc>
+        <w:tc>
+          <w:tcPr>
+            <w:tcBorders>
+              <w:bottom w:val="none" w:sz="0" w:space="0" w:color="000000"/>
+              <w:top w:val="none" w:sz="0" w:space="0" w:color="000000"/>
+              <w:left w:val="none" w:sz="0" w:space="0" w:color="000000"/>
+              <w:right w:val="none" w:sz="0" w:space="0" w:color="000000"/>
+            </w:tcBorders>
+            <w:shd w:val="clear" w:color="auto" w:fill="FFFFFF"/>
+            <w:tcMar>
+              <w:top w:w="0" w:type="dxa"/>
+              <w:bottom w:w="0" w:type="dxa"/>
+              <w:left w:w="0" w:type="dxa"/>
+              <w:right w:w="0" w:type="dxa"/>
+            </w:tcMar>
+            <w:vAlign w:val="center"/>
+          </w:tcPr>
+          <w:p>
+            <w:pPr>
+              <w:pStyle w:val="Normal"/>
+              <w:jc w:val="right"/>
+              <w:pBdr>
+                <w:bottom w:val="none" w:sz="0" w:space="0" w:color="000000"/>
+                <w:top w:val="none" w:sz="0" w:space="0" w:color="000000"/>
+                <w:left w:val="none" w:sz="0" w:space="0" w:color="000000"/>
+                <w:right w:val="none" w:sz="0" w:space="0" w:color="000000"/>
+              </w:pBdr>
+              <w:spacing w:after="100" w:before="100" w:line="240"/>
+              <w:ind w:left="100" w:right="100" w:firstLine="0" w:firstLineChars="0"/>
+              <w:rPr>
+                <w:rFonts w:ascii="Helvetica" w:hAnsi="Helvetica" w:eastAsia="Helvetica" w:cs="Helvetica"/>
+                <w:i w:val="false"/>
+                <w:b w:val="false"/>
+                <w:u w:val="none"/>
+                <w:strike w:val="false"/>
+                <w:sz w:val="22"/>
+                <w:szCs w:val="22"/>
+                <w:color w:val="000000"/>
+              </w:rPr>
+            </w:pPr>
+            <w:r>
+              <w:rPr>
+                <w:rFonts w:ascii="Helvetica" w:hAnsi="Helvetica" w:eastAsia="Helvetica" w:cs="Helvetica"/>
+                <w:i w:val="false"/>
+                <w:b w:val="false"/>
+                <w:u w:val="none"/>
+                <w:strike w:val="false"/>
+                <w:sz w:val="22"/>
+                <w:szCs w:val="22"/>
+                <w:color w:val="000000"/>
+              </w:rPr>
+              <w:t xml:space="preserve">0.704</w:t>
+            </w:r>
+          </w:p>
+        </w:tc>
+        <w:tc>
+          <w:tcPr>
+            <w:tcBorders>
+              <w:bottom w:val="none" w:sz="0" w:space="0" w:color="000000"/>
+              <w:top w:val="none" w:sz="0" w:space="0" w:color="000000"/>
+              <w:left w:val="none" w:sz="0" w:space="0" w:color="000000"/>
+              <w:right w:val="none" w:sz="0" w:space="0" w:color="000000"/>
+            </w:tcBorders>
+            <w:shd w:val="clear" w:color="auto" w:fill="FFFFFF"/>
+            <w:tcMar>
+              <w:top w:w="0" w:type="dxa"/>
+              <w:bottom w:w="0" w:type="dxa"/>
+              <w:left w:w="0" w:type="dxa"/>
+              <w:right w:w="0" w:type="dxa"/>
+            </w:tcMar>
+            <w:vAlign w:val="center"/>
+          </w:tcPr>
+          <w:p>
+            <w:pPr>
+              <w:pStyle w:val="Normal"/>
+              <w:jc w:val="left"/>
+              <w:pBdr>
+                <w:bottom w:val="none" w:sz="0" w:space="0" w:color="000000"/>
+                <w:top w:val="none" w:sz="0" w:space="0" w:color="000000"/>
+                <w:left w:val="none" w:sz="0" w:space="0" w:color="000000"/>
+                <w:right w:val="none" w:sz="0" w:space="0" w:color="000000"/>
+              </w:pBdr>
+              <w:spacing w:after="100" w:before="100" w:line="240"/>
+              <w:ind w:left="100" w:right="100" w:firstLine="0" w:firstLineChars="0"/>
+              <w:rPr>
+                <w:rFonts w:ascii="Helvetica" w:hAnsi="Helvetica" w:eastAsia="Helvetica" w:cs="Helvetica"/>
+                <w:i w:val="false"/>
+                <w:b w:val="false"/>
+                <w:u w:val="none"/>
+                <w:strike w:val="false"/>
+                <w:sz w:val="22"/>
+                <w:szCs w:val="22"/>
+                <w:color w:val="000000"/>
+              </w:rPr>
+            </w:pPr>
+            <w:r>
+              <w:rPr>
+                <w:rFonts w:ascii="Helvetica" w:hAnsi="Helvetica" w:eastAsia="Helvetica" w:cs="Helvetica"/>
+                <w:i w:val="false"/>
+                <w:b w:val="false"/>
+                <w:u w:val="none"/>
+                <w:strike w:val="false"/>
+                <w:sz w:val="22"/>
+                <w:szCs w:val="22"/>
+                <w:color w:val="000000"/>
+              </w:rPr>
+              <w:t xml:space="preserve">[0.658, 0.746]</w:t>
+            </w:r>
+          </w:p>
+        </w:tc>
+      </w:tr>
+      <w:tr>
+        <w:trPr>
+          <w:trHeight w:val="613" w:hRule="auto"/>
+        </w:trPr>
+        <w:tc>
+          <w:tcPr>
+            <w:tcBorders>
+              <w:bottom w:val="single" w:sz="12" w:space="0" w:color="666666"/>
+              <w:top w:val="none" w:sz="0" w:space="0" w:color="000000"/>
+              <w:left w:val="none" w:sz="0" w:space="0" w:color="000000"/>
+              <w:right w:val="none" w:sz="0" w:space="0" w:color="000000"/>
+            </w:tcBorders>
+            <w:shd w:val="clear" w:color="auto" w:fill="FFFFFF"/>
+            <w:tcMar>
+              <w:top w:w="0" w:type="dxa"/>
+              <w:bottom w:w="0" w:type="dxa"/>
+              <w:left w:w="0" w:type="dxa"/>
+              <w:right w:w="0" w:type="dxa"/>
+            </w:tcMar>
+            <w:vAlign w:val="center"/>
+          </w:tcPr>
+          <w:p>
+            <w:pPr>
+              <w:pStyle w:val="Normal"/>
+              <w:jc w:val="left"/>
+              <w:pBdr>
+                <w:bottom w:val="none" w:sz="0" w:space="0" w:color="000000"/>
+                <w:top w:val="none" w:sz="0" w:space="0" w:color="000000"/>
+                <w:left w:val="none" w:sz="0" w:space="0" w:color="000000"/>
+                <w:right w:val="none" w:sz="0" w:space="0" w:color="000000"/>
+              </w:pBdr>
+              <w:spacing w:after="100" w:before="100" w:line="240"/>
+              <w:ind w:left="100" w:right="100" w:firstLine="0" w:firstLineChars="0"/>
+              <w:rPr>
+                <w:rFonts w:ascii="Helvetica" w:hAnsi="Helvetica" w:eastAsia="Helvetica" w:cs="Helvetica"/>
+                <w:i w:val="false"/>
+                <w:b w:val="false"/>
+                <w:u w:val="none"/>
+                <w:strike w:val="false"/>
+                <w:sz w:val="22"/>
+                <w:szCs w:val="22"/>
+                <w:color w:val="000000"/>
+              </w:rPr>
+            </w:pPr>
+            <w:r>
+              <w:rPr>
+                <w:rFonts w:ascii="Helvetica" w:hAnsi="Helvetica" w:eastAsia="Helvetica" w:cs="Helvetica"/>
+                <w:i w:val="false"/>
+                <w:b w:val="false"/>
+                <w:u w:val="none"/>
+                <w:strike w:val="false"/>
+                <w:sz w:val="22"/>
+                <w:szCs w:val="22"/>
+                <w:color w:val="000000"/>
+              </w:rPr>
+              <w:t xml:space="preserve">CCC</w:t>
+            </w:r>
+          </w:p>
+        </w:tc>
+        <w:tc>
+          <w:tcPr>
+            <w:tcBorders>
+              <w:bottom w:val="single" w:sz="12" w:space="0" w:color="666666"/>
+              <w:top w:val="none" w:sz="0" w:space="0" w:color="000000"/>
+              <w:left w:val="none" w:sz="0" w:space="0" w:color="000000"/>
+              <w:right w:val="none" w:sz="0" w:space="0" w:color="000000"/>
+            </w:tcBorders>
+            <w:shd w:val="clear" w:color="auto" w:fill="FFFFFF"/>
+            <w:tcMar>
+              <w:top w:w="0" w:type="dxa"/>
+              <w:bottom w:w="0" w:type="dxa"/>
+              <w:left w:w="0" w:type="dxa"/>
+              <w:right w:w="0" w:type="dxa"/>
+            </w:tcMar>
+            <w:vAlign w:val="center"/>
+          </w:tcPr>
+          <w:p>
+            <w:pPr>
+              <w:pStyle w:val="Normal"/>
+              <w:jc w:val="right"/>
+              <w:pBdr>
+                <w:bottom w:val="none" w:sz="0" w:space="0" w:color="000000"/>
+                <w:top w:val="none" w:sz="0" w:space="0" w:color="000000"/>
+                <w:left w:val="none" w:sz="0" w:space="0" w:color="000000"/>
+                <w:right w:val="none" w:sz="0" w:space="0" w:color="000000"/>
+              </w:pBdr>
+              <w:spacing w:after="100" w:before="100" w:line="240"/>
+              <w:ind w:left="100" w:right="100" w:firstLine="0" w:firstLineChars="0"/>
+              <w:rPr>
+                <w:rFonts w:ascii="Helvetica" w:hAnsi="Helvetica" w:eastAsia="Helvetica" w:cs="Helvetica"/>
+                <w:i w:val="false"/>
+                <w:b w:val="false"/>
+                <w:u w:val="none"/>
+                <w:strike w:val="false"/>
+                <w:sz w:val="22"/>
+                <w:szCs w:val="22"/>
+                <w:color w:val="000000"/>
+              </w:rPr>
+            </w:pPr>
+            <w:r>
+              <w:rPr>
+                <w:rFonts w:ascii="Helvetica" w:hAnsi="Helvetica" w:eastAsia="Helvetica" w:cs="Helvetica"/>
+                <w:i w:val="false"/>
+                <w:b w:val="false"/>
+                <w:u w:val="none"/>
+                <w:strike w:val="false"/>
+                <w:sz w:val="22"/>
+                <w:szCs w:val="22"/>
+                <w:color w:val="000000"/>
+              </w:rPr>
+              <w:t xml:space="preserve">0.663</w:t>
+            </w:r>
+          </w:p>
+        </w:tc>
+        <w:tc>
+          <w:tcPr>
+            <w:tcBorders>
+              <w:bottom w:val="single" w:sz="12" w:space="0" w:color="666666"/>
+              <w:top w:val="none" w:sz="0" w:space="0" w:color="000000"/>
+              <w:left w:val="none" w:sz="0" w:space="0" w:color="000000"/>
+              <w:right w:val="none" w:sz="0" w:space="0" w:color="000000"/>
+            </w:tcBorders>
+            <w:shd w:val="clear" w:color="auto" w:fill="FFFFFF"/>
+            <w:tcMar>
+              <w:top w:w="0" w:type="dxa"/>
+              <w:bottom w:w="0" w:type="dxa"/>
+              <w:left w:w="0" w:type="dxa"/>
+              <w:right w:w="0" w:type="dxa"/>
+            </w:tcMar>
+            <w:vAlign w:val="center"/>
+          </w:tcPr>
+          <w:p>
+            <w:pPr>
+              <w:pStyle w:val="Normal"/>
+              <w:jc w:val="left"/>
+              <w:pBdr>
+                <w:bottom w:val="none" w:sz="0" w:space="0" w:color="000000"/>
+                <w:top w:val="none" w:sz="0" w:space="0" w:color="000000"/>
+                <w:left w:val="none" w:sz="0" w:space="0" w:color="000000"/>
+                <w:right w:val="none" w:sz="0" w:space="0" w:color="000000"/>
+              </w:pBdr>
+              <w:spacing w:after="100" w:before="100" w:line="240"/>
+              <w:ind w:left="100" w:right="100" w:firstLine="0" w:firstLineChars="0"/>
+              <w:rPr>
+                <w:rFonts w:ascii="Helvetica" w:hAnsi="Helvetica" w:eastAsia="Helvetica" w:cs="Helvetica"/>
+                <w:i w:val="false"/>
+                <w:b w:val="false"/>
+                <w:u w:val="none"/>
+                <w:strike w:val="false"/>
+                <w:sz w:val="22"/>
+                <w:szCs w:val="22"/>
+                <w:color w:val="000000"/>
+              </w:rPr>
+            </w:pPr>
+            <w:r>
+              <w:rPr>
+                <w:rFonts w:ascii="Helvetica" w:hAnsi="Helvetica" w:eastAsia="Helvetica" w:cs="Helvetica"/>
+                <w:i w:val="false"/>
+                <w:b w:val="false"/>
+                <w:u w:val="none"/>
+                <w:strike w:val="false"/>
+                <w:sz w:val="22"/>
+                <w:szCs w:val="22"/>
+                <w:color w:val="000000"/>
+              </w:rPr>
+              <w:t xml:space="preserve">[0.616, 0.707]</w:t>
             </w:r>
           </w:p>
         </w:tc>

--- a/reports/results_rq1_tolerability/results_rq1.docx
+++ b/reports/results_rq1_tolerability/results_rq1.docx
@@ -24,7 +24,7 @@
       </w:tblGrid>
       <w:tr>
         <w:trPr>
-          <w:trHeight w:val="577" w:hRule="auto"/>
+          <w:trHeight w:val="638" w:hRule="auto"/>
           <w:tblHeader/>
         </w:trPr>
         <w:tc>
@@ -250,7 +250,7 @@
       </w:tr>
       <w:tr>
         <w:trPr>
-          <w:trHeight w:val="617" w:hRule="auto"/>
+          <w:trHeight w:val="608" w:hRule="auto"/>
         </w:trPr>
         <w:tc>
           <w:tcPr>
@@ -475,7 +475,7 @@
       </w:tr>
       <w:tr>
         <w:trPr>
-          <w:trHeight w:val="613" w:hRule="auto"/>
+          <w:trHeight w:val="608" w:hRule="auto"/>
         </w:trPr>
         <w:tc>
           <w:tcPr>
@@ -700,7 +700,7 @@
       </w:tr>
       <w:tr>
         <w:trPr>
-          <w:trHeight w:val="613" w:hRule="auto"/>
+          <w:trHeight w:val="608" w:hRule="auto"/>
         </w:trPr>
         <w:tc>
           <w:tcPr>
@@ -925,7 +925,7 @@
       </w:tr>
       <w:tr>
         <w:trPr>
-          <w:trHeight w:val="613" w:hRule="auto"/>
+          <w:trHeight w:val="623" w:hRule="auto"/>
         </w:trPr>
         <w:tc>
           <w:tcPr>
@@ -1178,7 +1178,7 @@
       </w:tblGrid>
       <w:tr>
         <w:trPr>
-          <w:trHeight w:val="617" w:hRule="auto"/>
+          <w:trHeight w:val="638" w:hRule="auto"/>
           <w:tblHeader/>
         </w:trPr>
         <w:tc>
@@ -1349,7 +1349,7 @@
       </w:tr>
       <w:tr>
         <w:trPr>
-          <w:trHeight w:val="613" w:hRule="auto"/>
+          <w:trHeight w:val="608" w:hRule="auto"/>
         </w:trPr>
         <w:tc>
           <w:tcPr>
@@ -1519,7 +1519,7 @@
       </w:tr>
       <w:tr>
         <w:trPr>
-          <w:trHeight w:val="613" w:hRule="auto"/>
+          <w:trHeight w:val="608" w:hRule="auto"/>
         </w:trPr>
         <w:tc>
           <w:tcPr>
@@ -1689,7 +1689,7 @@
       </w:tr>
       <w:tr>
         <w:trPr>
-          <w:trHeight w:val="613" w:hRule="auto"/>
+          <w:trHeight w:val="608" w:hRule="auto"/>
         </w:trPr>
         <w:tc>
           <w:tcPr>
@@ -1859,7 +1859,7 @@
       </w:tr>
       <w:tr>
         <w:trPr>
-          <w:trHeight w:val="613" w:hRule="auto"/>
+          <w:trHeight w:val="623" w:hRule="auto"/>
         </w:trPr>
         <w:tc>
           <w:tcPr>
@@ -2060,7 +2060,7 @@
       </w:tblGrid>
       <w:tr>
         <w:trPr>
-          <w:trHeight w:val="620" w:hRule="auto"/>
+          <w:trHeight w:val="638" w:hRule="auto"/>
           <w:tblHeader/>
         </w:trPr>
         <w:tc>
@@ -2396,7 +2396,7 @@
       </w:tr>
       <w:tr>
         <w:trPr>
-          <w:trHeight w:val="577" w:hRule="auto"/>
+          <w:trHeight w:val="608" w:hRule="auto"/>
         </w:trPr>
         <w:tc>
           <w:tcPr>
@@ -2731,7 +2731,7 @@
       </w:tr>
       <w:tr>
         <w:trPr>
-          <w:trHeight w:val="577" w:hRule="auto"/>
+          <w:trHeight w:val="608" w:hRule="auto"/>
         </w:trPr>
         <w:tc>
           <w:tcPr>
@@ -3066,7 +3066,7 @@
       </w:tr>
       <w:tr>
         <w:trPr>
-          <w:trHeight w:val="577" w:hRule="auto"/>
+          <w:trHeight w:val="608" w:hRule="auto"/>
         </w:trPr>
         <w:tc>
           <w:tcPr>
@@ -3401,7 +3401,7 @@
       </w:tr>
       <w:tr>
         <w:trPr>
-          <w:trHeight w:val="577" w:hRule="auto"/>
+          <w:trHeight w:val="608" w:hRule="auto"/>
         </w:trPr>
         <w:tc>
           <w:tcPr>
@@ -3736,7 +3736,7 @@
       </w:tr>
       <w:tr>
         <w:trPr>
-          <w:trHeight w:val="577" w:hRule="auto"/>
+          <w:trHeight w:val="608" w:hRule="auto"/>
         </w:trPr>
         <w:tc>
           <w:tcPr>
@@ -4071,7 +4071,7 @@
       </w:tr>
       <w:tr>
         <w:trPr>
-          <w:trHeight w:val="577" w:hRule="auto"/>
+          <w:trHeight w:val="623" w:hRule="auto"/>
         </w:trPr>
         <w:tc>
           <w:tcPr>
